--- a/1_Initial_Planning/Study_Guide.docx
+++ b/1_Initial_Planning/Study_Guide.docx
@@ -2583,31 +2583,13 @@
         <w:rPr>
           <w:rFonts w:ascii="Times New Roman" w:hAnsi="Times New Roman" w:cs="Times New Roman"/>
         </w:rPr>
-        <w:t xml:space="preserve"> and </w:t>
-      </w:r>
-      <w:r>
-        <w:rPr>
-          <w:rFonts w:ascii="Times New Roman" w:hAnsi="Times New Roman" w:cs="Times New Roman"/>
-        </w:rPr>
-        <w:t>r</w:t>
-      </w:r>
-      <w:r>
-        <w:rPr>
-          <w:rFonts w:ascii="Times New Roman" w:hAnsi="Times New Roman" w:cs="Times New Roman"/>
-        </w:rPr>
-        <w:t xml:space="preserve">epresentative instructional </w:t>
-      </w:r>
-      <w:r>
-        <w:rPr>
-          <w:rFonts w:ascii="Times New Roman" w:hAnsi="Times New Roman" w:cs="Times New Roman"/>
-        </w:rPr>
-        <w:t>materials,</w:t>
-      </w:r>
-      <w:r>
-        <w:rPr>
-          <w:rFonts w:ascii="Times New Roman" w:hAnsi="Times New Roman" w:cs="Times New Roman"/>
-        </w:rPr>
-        <w:t xml:space="preserve"> and visual examples are provided in </w:t>
+        <w:t xml:space="preserve"> and r</w:t>
+      </w:r>
+      <w:r>
+        <w:rPr>
+          <w:rFonts w:ascii="Times New Roman" w:hAnsi="Times New Roman" w:cs="Times New Roman"/>
+        </w:rPr>
+        <w:t xml:space="preserve">epresentative instructional materials, and visual examples are provided in </w:t>
       </w:r>
       <w:r>
         <w:rPr>
@@ -2699,19 +2681,7 @@
         <w:rPr>
           <w:rFonts w:ascii="Times New Roman" w:hAnsi="Times New Roman" w:cs="Times New Roman"/>
         </w:rPr>
-        <w:t xml:space="preserve">(Figure </w:t>
-      </w:r>
-      <w:r>
-        <w:rPr>
-          <w:rFonts w:ascii="Times New Roman" w:hAnsi="Times New Roman" w:cs="Times New Roman"/>
-        </w:rPr>
-        <w:t>2</w:t>
-      </w:r>
-      <w:r>
-        <w:rPr>
-          <w:rFonts w:ascii="Times New Roman" w:hAnsi="Times New Roman" w:cs="Times New Roman"/>
-        </w:rPr>
-        <w:t>)</w:t>
+        <w:t>(Figure 2)</w:t>
       </w:r>
     </w:p>
     <w:p>
@@ -2899,7 +2869,23 @@
                 <w:b/>
                 <w:bCs/>
               </w:rPr>
-              <w:t>Figure 1 Scratch Project Galleries</w:t>
+              <w:t>Figure 1</w:t>
+            </w:r>
+            <w:r>
+              <w:rPr>
+                <w:rFonts w:ascii="Times New Roman" w:hAnsi="Times New Roman" w:cs="Times New Roman"/>
+                <w:b/>
+                <w:bCs/>
+              </w:rPr>
+              <w:t>.</w:t>
+            </w:r>
+            <w:r>
+              <w:rPr>
+                <w:rFonts w:ascii="Times New Roman" w:hAnsi="Times New Roman" w:cs="Times New Roman"/>
+                <w:b/>
+                <w:bCs/>
+              </w:rPr>
+              <w:t xml:space="preserve"> Scratch Project Galleries</w:t>
             </w:r>
             <w:r>
               <w:rPr>
@@ -2973,7 +2959,23 @@
                 <w:b/>
                 <w:bCs/>
               </w:rPr>
-              <w:t>Figure 2 Raspberry Pi Beginner Guide</w:t>
+              <w:t>Figure 2</w:t>
+            </w:r>
+            <w:r>
+              <w:rPr>
+                <w:rFonts w:ascii="Times New Roman" w:hAnsi="Times New Roman" w:cs="Times New Roman"/>
+                <w:b/>
+                <w:bCs/>
+              </w:rPr>
+              <w:t>.</w:t>
+            </w:r>
+            <w:r>
+              <w:rPr>
+                <w:rFonts w:ascii="Times New Roman" w:hAnsi="Times New Roman" w:cs="Times New Roman"/>
+                <w:b/>
+                <w:bCs/>
+              </w:rPr>
+              <w:t xml:space="preserve"> Raspberry Pi Beginner Guide</w:t>
             </w:r>
             <w:r>
               <w:rPr>
@@ -3040,7 +3042,23 @@
                 <w:b/>
                 <w:bCs/>
               </w:rPr>
-              <w:t xml:space="preserve">Figure 3 </w:t>
+              <w:t>Figure 3</w:t>
+            </w:r>
+            <w:r>
+              <w:rPr>
+                <w:rFonts w:ascii="Times New Roman" w:hAnsi="Times New Roman" w:cs="Times New Roman"/>
+                <w:b/>
+                <w:bCs/>
+              </w:rPr>
+              <w:t>.</w:t>
+            </w:r>
+            <w:r>
+              <w:rPr>
+                <w:rFonts w:ascii="Times New Roman" w:hAnsi="Times New Roman" w:cs="Times New Roman"/>
+                <w:b/>
+                <w:bCs/>
+              </w:rPr>
+              <w:t xml:space="preserve"> </w:t>
             </w:r>
             <w:r>
               <w:rPr>
@@ -3139,7 +3157,7 @@
                 <w:b/>
                 <w:bCs/>
               </w:rPr>
-              <w:t xml:space="preserve">Figure </w:t>
+              <w:t>Figure 4</w:t>
             </w:r>
             <w:r>
               <w:rPr>
@@ -3147,7 +3165,7 @@
                 <w:b/>
                 <w:bCs/>
               </w:rPr>
-              <w:t>4</w:t>
+              <w:t>.</w:t>
             </w:r>
             <w:r>
               <w:rPr>
@@ -3155,15 +3173,7 @@
                 <w:b/>
                 <w:bCs/>
               </w:rPr>
-              <w:t xml:space="preserve"> </w:t>
-            </w:r>
-            <w:r>
-              <w:rPr>
-                <w:rFonts w:ascii="Times New Roman" w:hAnsi="Times New Roman" w:cs="Times New Roman"/>
-                <w:b/>
-                <w:bCs/>
-              </w:rPr>
-              <w:t>Raspberry Pi and Sense HAT Cookbook</w:t>
+              <w:t xml:space="preserve"> Raspberry Pi and Sense HAT Cookbook</w:t>
             </w:r>
           </w:p>
           <w:p>
@@ -3239,7 +3249,23 @@
                 <w:b/>
                 <w:bCs/>
               </w:rPr>
-              <w:t xml:space="preserve">Figure 5 </w:t>
+              <w:t>Figure 5</w:t>
+            </w:r>
+            <w:r>
+              <w:rPr>
+                <w:rFonts w:ascii="Times New Roman" w:hAnsi="Times New Roman" w:cs="Times New Roman"/>
+                <w:b/>
+                <w:bCs/>
+              </w:rPr>
+              <w:t>.</w:t>
+            </w:r>
+            <w:r>
+              <w:rPr>
+                <w:rFonts w:ascii="Times New Roman" w:hAnsi="Times New Roman" w:cs="Times New Roman"/>
+                <w:b/>
+                <w:bCs/>
+              </w:rPr>
+              <w:t xml:space="preserve"> </w:t>
             </w:r>
             <w:r>
               <w:rPr>
@@ -3319,7 +3345,23 @@
                 <w:b/>
                 <w:bCs/>
               </w:rPr>
-              <w:t xml:space="preserve">Figure 6 </w:t>
+              <w:t>Figure 6</w:t>
+            </w:r>
+            <w:r>
+              <w:rPr>
+                <w:rFonts w:ascii="Times New Roman" w:hAnsi="Times New Roman" w:cs="Times New Roman"/>
+                <w:b/>
+                <w:bCs/>
+              </w:rPr>
+              <w:t>.</w:t>
+            </w:r>
+            <w:r>
+              <w:rPr>
+                <w:rFonts w:ascii="Times New Roman" w:hAnsi="Times New Roman" w:cs="Times New Roman"/>
+                <w:b/>
+                <w:bCs/>
+              </w:rPr>
+              <w:t xml:space="preserve"> </w:t>
             </w:r>
             <w:r>
               <w:rPr>
@@ -5459,6 +5501,7 @@
   <w:style w:type="character" w:default="1" w:styleId="DefaultParagraphFont">
     <w:name w:val="Default Paragraph Font"/>
     <w:uiPriority w:val="1"/>
+    <w:semiHidden/>
     <w:unhideWhenUsed/>
   </w:style>
   <w:style w:type="table" w:default="1" w:styleId="TableNormal">
